--- a/companies/hollowell-ip/People/2021.01.25 - Onboarding - Joseph Walker.docx
+++ b/companies/hollowell-ip/People/2021.01.25 - Onboarding - Joseph Walker.docx
@@ -7,37 +7,59 @@
         <w:pStyle w:val="Heading1"/>
       </w:pPr>
       <w:r>
-        <w:t>New Associate: Joseph Walker</w:t>
+        <w:t>New hire: Joseph Walker, Associate</w:t>
       </w:r>
     </w:p>
     <w:p>
       <w:r>
-        <w:t>Joseph Walker started with the prosecution group on Monday, and this note is for the file and for the people who will work with him. He joins as an associate on the prosecution side, comfortable in a specification and a file history, which means he can be useful on live matters quickly rather than after a long ramp. I want him treated as someone who can carry real work early, with a partner reading behind him.</w:t>
+        <w:t>Joseph Walker joined the firm last week as an Associate in the Prosecution group, and this record is written as he begins his second week so that the terms of his first period here are set down while they are still current. He comes to us with a stated interest in freedom-to-operate and validity work, and his first assignments will be chosen to give him a grounding in prosecution together with some exposure to that analysis under close review. Freedom-to-operate work is where the firm's writing is read most closely, by clients and in some cases by opposing counsel years later, so it is also where a new associate is given the least latitude at first.</w:t>
       </w:r>
     </w:p>
     <w:p>
       <w:r>
-        <w:t>Joseph Walker reports to Heather Munoz, Partner. She will hand him his first matters, set the order he works them in, and review his drafts before anything leaves the firm; when he cannot tell whether a task is genuinely urgent, that is a question for Heather and not one for him to settle by guessing. He should get comfortable asking it, since the firm treats an up-front question as ordinary and a misjudged priority as the thing we are trying to avoid.</w:t>
+        <w:t>Joseph reports to Heather Munoz, Partner, who assigns his matters and reviews his drafts, and no memorandum or opinion he prepares goes to a client until she has read it and agreed with its conclusions as written. That is not a judgment on his ability, since the firm applies the same review to every opinion on infringement or validity regardless of who drafts it, and he should expect his conclusions to come back with their qualifications tightened more often than loosened.</w:t>
       </w:r>
     </w:p>
     <w:p>
       <w:r>
-        <w:t>How we work here should not surprise him, from what I have seen. He defers to a partner on anything a client will read, which is exactly right, because the sentence a client relies on is the firm's to stand behind and not the associate's to venture. He also marks privileged work as privileged without being told, and that reflex spares everyone the argument after the fact, so I would like the newer lawyers to watch how he handles it.</w:t>
+        <w:t>For the first period, responsibilities are divided as follows:</w:t>
+      </w:r>
+    </w:p>
+    <w:p>
+      <w:pPr>
+        <w:pStyle w:val="ListBullet"/>
+      </w:pPr>
+      <w:r>
+        <w:t>Joseph Walker: complete the conflicts and confidentiality acknowledgments, read the drafting and docketing procedures in full, and confirm every docket reminder in writing on the day it arrives.</w:t>
+      </w:r>
+    </w:p>
+    <w:p>
+      <w:pPr>
+        <w:pStyle w:val="ListBullet"/>
+      </w:pPr>
+      <w:r>
+        <w:t>Heather Munoz: assign his first matters, review each draft before it is filed or sent, and decide when his work can go out on a lighter review.</w:t>
+      </w:r>
+    </w:p>
+    <w:p>
+      <w:pPr>
+        <w:pStyle w:val="ListBullet"/>
+      </w:pPr>
+      <w:r>
+        <w:t>Operations: finish setting up his laptop, remote access, and accounts on the docket and document systems.</w:t>
+      </w:r>
+    </w:p>
+    <w:p>
+      <w:pPr>
+        <w:pStyle w:val="ListBullet"/>
+      </w:pPr>
+      <w:r>
+        <w:t>Mary Bradley: meet with him at the end of his first month to review how the work has gone and whether his assignments should change.</w:t>
       </w:r>
     </w:p>
     <w:p>
       <w:r>
-        <w:t>The docket runs this firm, and he will learn quickly that a date here is confirmed and then left alone. The one mistake this practice cannot absorb is a deadline that slips because someone assumed someone else was holding it, so he will meet the docketing desk in his first days and see how that discipline works in practice, which is worth more than any written policy on the subject. His access, his seat with the prosecution group, and his first assignments are ready.</w:t>
-      </w:r>
-    </w:p>
-    <w:p>
-      <w:r>
-        <w:t>For his first weeks he should read a stretch of the firm's recent responses and amendments before he drafts one of his own, so the house voice is in his ear and not in a memo, and he should expect to be on client calls early as a listener rather than a speaker. As a first step, his opening draft should go to Heather Munoz for review well before month-end, and he should book the docket-desk session this week rather than let it drift.</w:t>
-      </w:r>
-    </w:p>
-    <w:p>
-      <w:r>
-        <w:t>Filed by Mary Bradley, Managing Partner.</w:t>
+        <w:t>Anything he writes for a client should name him and every other attorney or agent on the matter by full name and title, and any privileged analysis should carry the legend at the top of its first page. If a client asks him for a view on infringement or validity before that review is complete, the answer is that the firm will respond in writing once the analysis has been reviewed. His next step is to sit down with Heather Munoz this week and agree on his first assignment, once the acknowledgments above are signed and returned.</w:t>
       </w:r>
     </w:p>
     <w:sectPr>
